--- a/docs/Khám phá Godot.docx
+++ b/docs/Khám phá Godot.docx
@@ -13,6 +13,40 @@
       <w:r>
         <w:t>Godot</w:t>
       </w:r>
+    </w:p>
+    <w:p>
+      <w:pPr>
+        <w:rPr>
+          <w:b/>
+          <w:bCs/>
+        </w:rPr>
+      </w:pPr>
+      <w:hyperlink r:id="rId5" w:history="1">
+        <w:r>
+          <w:rPr>
+            <w:rStyle w:val="Hyperlink"/>
+            <w:b/>
+            <w:bCs/>
+          </w:rPr>
+          <w:t>Example github reposit</w:t>
+        </w:r>
+        <w:r>
+          <w:rPr>
+            <w:rStyle w:val="Hyperlink"/>
+            <w:b/>
+            <w:bCs/>
+          </w:rPr>
+          <w:t>o</w:t>
+        </w:r>
+        <w:r>
+          <w:rPr>
+            <w:rStyle w:val="Hyperlink"/>
+            <w:b/>
+            <w:bCs/>
+          </w:rPr>
+          <w:t>ry link</w:t>
+        </w:r>
+      </w:hyperlink>
     </w:p>
     <w:p>
       <w:pPr>
@@ -48,7 +82,7 @@
                     <pic:cNvPicPr/>
                   </pic:nvPicPr>
                   <pic:blipFill>
-                    <a:blip r:embed="rId5"/>
+                    <a:blip r:embed="rId6"/>
                     <a:stretch>
                       <a:fillRect/>
                     </a:stretch>
@@ -194,7 +228,7 @@
                     </pic:cNvPicPr>
                   </pic:nvPicPr>
                   <pic:blipFill>
-                    <a:blip r:embed="rId6">
+                    <a:blip r:embed="rId7">
                       <a:extLst>
                         <a:ext uri="{28A0092B-C50C-407E-A947-70E740481C1C}">
                           <a14:useLocalDpi xmlns:a14="http://schemas.microsoft.com/office/drawing/2010/main" val="0"/>
@@ -243,11 +277,25 @@
       </w:r>
     </w:p>
     <w:p>
+      <w:pPr>
+        <w:pStyle w:val="ListParagraph"/>
+        <w:numPr>
+          <w:ilvl w:val="0"/>
+          <w:numId w:val="3"/>
+        </w:numPr>
+      </w:pPr>
       <w:r>
         <w:t>Collision Mask: Layer được coi là vật cản</w:t>
       </w:r>
     </w:p>
     <w:p>
+      <w:pPr>
+        <w:pStyle w:val="ListParagraph"/>
+        <w:numPr>
+          <w:ilvl w:val="0"/>
+          <w:numId w:val="3"/>
+        </w:numPr>
+      </w:pPr>
       <w:r>
         <w:t xml:space="preserve">Shape: Hình dạng của </w:t>
       </w:r>
@@ -265,6 +313,13 @@
       </w:r>
     </w:p>
     <w:p>
+      <w:pPr>
+        <w:pStyle w:val="ListParagraph"/>
+        <w:numPr>
+          <w:ilvl w:val="0"/>
+          <w:numId w:val="3"/>
+        </w:numPr>
+      </w:pPr>
       <w:r>
         <w:t xml:space="preserve">Spring Length: </w:t>
       </w:r>
@@ -286,6 +341,119 @@
 <file path=word/numbering.xml><?xml version="1.0" encoding="utf-8"?>
 <w:numbering xmlns:wpc="http://schemas.microsoft.com/office/word/2010/wordprocessingCanvas" xmlns:cx="http://schemas.microsoft.com/office/drawing/2014/chartex" xmlns:cx1="http://schemas.microsoft.com/office/drawing/2015/9/8/chartex" xmlns:cx2="http://schemas.microsoft.com/office/drawing/2015/10/21/chartex" xmlns:cx3="http://schemas.microsoft.com/office/drawing/2016/5/9/chartex" xmlns:cx4="http://schemas.microsoft.com/office/drawing/2016/5/10/chartex" xmlns:cx5="http://schemas.microsoft.com/office/drawing/2016/5/11/chartex" xmlns:cx6="http://schemas.microsoft.com/office/drawing/2016/5/12/chartex" xmlns:cx7="http://schemas.microsoft.com/office/drawing/2016/5/13/chartex" xmlns:cx8="http://schemas.microsoft.com/office/drawing/2016/5/14/chartex" xmlns:mc="http://schemas.openxmlformats.org/markup-compatibility/2006" xmlns:aink="http://schemas.microsoft.com/office/drawing/2016/ink" xmlns:am3d="http://schemas.microsoft.com/office/drawing/2017/model3d" xmlns:o="urn:schemas-microsoft-com:office:office" xmlns:oel="http://schemas.microsoft.com/office/2019/extlst" xmlns:r="http://schemas.openxmlformats.org/officeDocument/2006/relationships" xmlns:m="http://schemas.openxmlformats.org/officeDocument/2006/math" xmlns:v="urn:schemas-microsoft-com:vml" xmlns:wp14="http://schemas.microsoft.com/office/word/2010/wordprocessingDrawing" xmlns:wp="http://schemas.openxmlformats.org/drawingml/2006/wordprocessingDrawing" xmlns:w10="urn:schemas-microsoft-com:office:word" xmlns:w="http://schemas.openxmlformats.org/wordprocessingml/2006/main" xmlns:w14="http://schemas.microsoft.com/office/word/2010/wordml" xmlns:w15="http://schemas.microsoft.com/office/word/2012/wordml" xmlns:w16cex="http://schemas.microsoft.com/office/word/2018/wordml/cex" xmlns:w16cid="http://schemas.microsoft.com/office/word/2016/wordml/cid" xmlns:w16="http://schemas.microsoft.com/office/word/2018/wordml" xmlns:w16du="http://schemas.microsoft.com/office/word/2023/wordml/word16du" xmlns:w16sdtdh="http://schemas.microsoft.com/office/word/2020/wordml/sdtdatahash" xmlns:w16sdtfl="http://schemas.microsoft.com/office/word/2024/wordml/sdtformatlock" xmlns:w16se="http://schemas.microsoft.com/office/word/2015/wordml/symex" xmlns:wpg="http://schemas.microsoft.com/office/word/2010/wordprocessingGroup" xmlns:wpi="http://schemas.microsoft.com/office/word/2010/wordprocessingInk" xmlns:wne="http://schemas.microsoft.com/office/word/2006/wordml" xmlns:wps="http://schemas.microsoft.com/office/word/2010/wordprocessingShape" mc:Ignorable="w14 w15 w16se w16cid w16 w16cex w16sdtdh w16sdtfl w16du wp14">
   <w:abstractNum w:abstractNumId="0" w15:restartNumberingAfterBreak="0">
+    <w:nsid w:val="19103171"/>
+    <w:multiLevelType w:val="hybridMultilevel"/>
+    <w:tmpl w:val="FF2E0BA0"/>
+    <w:lvl w:ilvl="0" w:tplc="04090001">
+      <w:start w:val="1"/>
+      <w:numFmt w:val="bullet"/>
+      <w:lvlText w:val=""/>
+      <w:lvlJc w:val="left"/>
+      <w:pPr>
+        <w:ind w:left="360" w:hanging="360"/>
+      </w:pPr>
+      <w:rPr>
+        <w:rFonts w:ascii="Symbol" w:hAnsi="Symbol" w:hint="default"/>
+      </w:rPr>
+    </w:lvl>
+    <w:lvl w:ilvl="1" w:tplc="04090003" w:tentative="1">
+      <w:start w:val="1"/>
+      <w:numFmt w:val="bullet"/>
+      <w:lvlText w:val="o"/>
+      <w:lvlJc w:val="left"/>
+      <w:pPr>
+        <w:ind w:left="1080" w:hanging="360"/>
+      </w:pPr>
+      <w:rPr>
+        <w:rFonts w:ascii="Courier New" w:hAnsi="Courier New" w:cs="Courier New" w:hint="default"/>
+      </w:rPr>
+    </w:lvl>
+    <w:lvl w:ilvl="2" w:tplc="04090005" w:tentative="1">
+      <w:start w:val="1"/>
+      <w:numFmt w:val="bullet"/>
+      <w:lvlText w:val=""/>
+      <w:lvlJc w:val="left"/>
+      <w:pPr>
+        <w:ind w:left="1800" w:hanging="360"/>
+      </w:pPr>
+      <w:rPr>
+        <w:rFonts w:ascii="Wingdings" w:hAnsi="Wingdings" w:hint="default"/>
+      </w:rPr>
+    </w:lvl>
+    <w:lvl w:ilvl="3" w:tplc="04090001" w:tentative="1">
+      <w:start w:val="1"/>
+      <w:numFmt w:val="bullet"/>
+      <w:lvlText w:val=""/>
+      <w:lvlJc w:val="left"/>
+      <w:pPr>
+        <w:ind w:left="2520" w:hanging="360"/>
+      </w:pPr>
+      <w:rPr>
+        <w:rFonts w:ascii="Symbol" w:hAnsi="Symbol" w:hint="default"/>
+      </w:rPr>
+    </w:lvl>
+    <w:lvl w:ilvl="4" w:tplc="04090003" w:tentative="1">
+      <w:start w:val="1"/>
+      <w:numFmt w:val="bullet"/>
+      <w:lvlText w:val="o"/>
+      <w:lvlJc w:val="left"/>
+      <w:pPr>
+        <w:ind w:left="3240" w:hanging="360"/>
+      </w:pPr>
+      <w:rPr>
+        <w:rFonts w:ascii="Courier New" w:hAnsi="Courier New" w:cs="Courier New" w:hint="default"/>
+      </w:rPr>
+    </w:lvl>
+    <w:lvl w:ilvl="5" w:tplc="04090005" w:tentative="1">
+      <w:start w:val="1"/>
+      <w:numFmt w:val="bullet"/>
+      <w:lvlText w:val=""/>
+      <w:lvlJc w:val="left"/>
+      <w:pPr>
+        <w:ind w:left="3960" w:hanging="360"/>
+      </w:pPr>
+      <w:rPr>
+        <w:rFonts w:ascii="Wingdings" w:hAnsi="Wingdings" w:hint="default"/>
+      </w:rPr>
+    </w:lvl>
+    <w:lvl w:ilvl="6" w:tplc="04090001" w:tentative="1">
+      <w:start w:val="1"/>
+      <w:numFmt w:val="bullet"/>
+      <w:lvlText w:val=""/>
+      <w:lvlJc w:val="left"/>
+      <w:pPr>
+        <w:ind w:left="4680" w:hanging="360"/>
+      </w:pPr>
+      <w:rPr>
+        <w:rFonts w:ascii="Symbol" w:hAnsi="Symbol" w:hint="default"/>
+      </w:rPr>
+    </w:lvl>
+    <w:lvl w:ilvl="7" w:tplc="04090003" w:tentative="1">
+      <w:start w:val="1"/>
+      <w:numFmt w:val="bullet"/>
+      <w:lvlText w:val="o"/>
+      <w:lvlJc w:val="left"/>
+      <w:pPr>
+        <w:ind w:left="5400" w:hanging="360"/>
+      </w:pPr>
+      <w:rPr>
+        <w:rFonts w:ascii="Courier New" w:hAnsi="Courier New" w:cs="Courier New" w:hint="default"/>
+      </w:rPr>
+    </w:lvl>
+    <w:lvl w:ilvl="8" w:tplc="04090005" w:tentative="1">
+      <w:start w:val="1"/>
+      <w:numFmt w:val="bullet"/>
+      <w:lvlText w:val=""/>
+      <w:lvlJc w:val="left"/>
+      <w:pPr>
+        <w:ind w:left="6120" w:hanging="360"/>
+      </w:pPr>
+      <w:rPr>
+        <w:rFonts w:ascii="Wingdings" w:hAnsi="Wingdings" w:hint="default"/>
+      </w:rPr>
+    </w:lvl>
+  </w:abstractNum>
+  <w:abstractNum w:abstractNumId="1" w15:restartNumberingAfterBreak="0">
     <w:nsid w:val="2E936D52"/>
     <w:multiLevelType w:val="hybridMultilevel"/>
     <w:tmpl w:val="45C62720"/>
@@ -398,7 +566,7 @@
       </w:rPr>
     </w:lvl>
   </w:abstractNum>
-  <w:abstractNum w:abstractNumId="1" w15:restartNumberingAfterBreak="0">
+  <w:abstractNum w:abstractNumId="2" w15:restartNumberingAfterBreak="0">
     <w:nsid w:val="6E06374C"/>
     <w:multiLevelType w:val="hybridMultilevel"/>
     <w:tmpl w:val="06D8D3F0"/>
@@ -488,10 +656,13 @@
     </w:lvl>
   </w:abstractNum>
   <w:num w:numId="1" w16cid:durableId="1418284948">
-    <w:abstractNumId w:val="0"/>
+    <w:abstractNumId w:val="1"/>
   </w:num>
   <w:num w:numId="2" w16cid:durableId="1750417228">
-    <w:abstractNumId w:val="1"/>
+    <w:abstractNumId w:val="2"/>
+  </w:num>
+  <w:num w:numId="3" w16cid:durableId="895968730">
+    <w:abstractNumId w:val="0"/>
   </w:num>
 </w:numbering>
 </file>
@@ -1439,6 +1610,41 @@
       <w:spacing w:val="5"/>
     </w:rPr>
   </w:style>
+  <w:style w:type="character" w:styleId="Hyperlink">
+    <w:name w:val="Hyperlink"/>
+    <w:basedOn w:val="DefaultParagraphFont"/>
+    <w:uiPriority w:val="99"/>
+    <w:unhideWhenUsed/>
+    <w:rsid w:val="008A317D"/>
+    <w:rPr>
+      <w:color w:val="467886" w:themeColor="hyperlink"/>
+      <w:u w:val="single"/>
+    </w:rPr>
+  </w:style>
+  <w:style w:type="character" w:styleId="UnresolvedMention">
+    <w:name w:val="Unresolved Mention"/>
+    <w:basedOn w:val="DefaultParagraphFont"/>
+    <w:uiPriority w:val="99"/>
+    <w:semiHidden/>
+    <w:unhideWhenUsed/>
+    <w:rsid w:val="008A317D"/>
+    <w:rPr>
+      <w:color w:val="605E5C"/>
+      <w:shd w:val="clear" w:color="auto" w:fill="E1DFDD"/>
+    </w:rPr>
+  </w:style>
+  <w:style w:type="character" w:styleId="FollowedHyperlink">
+    <w:name w:val="FollowedHyperlink"/>
+    <w:basedOn w:val="DefaultParagraphFont"/>
+    <w:uiPriority w:val="99"/>
+    <w:semiHidden/>
+    <w:unhideWhenUsed/>
+    <w:rsid w:val="008A317D"/>
+    <w:rPr>
+      <w:color w:val="96607D" w:themeColor="followedHyperlink"/>
+      <w:u w:val="single"/>
+    </w:rPr>
+  </w:style>
 </w:styles>
 </file>
 
